--- a/设计思路.docx
+++ b/设计思路.docx
@@ -121,6 +121,25 @@
     <w:p>
       <w:pPr>
         <w:pStyle w:val="a3"/>
+        <w:ind w:left="1260" w:firstLineChars="0" w:firstLine="0"/>
+        <w:rPr>
+          <w:rFonts w:hint="eastAsia"/>
+          <w:sz w:val="28"/>
+          <w:szCs w:val="28"/>
+        </w:rPr>
+      </w:pPr>
+      <w:r>
+        <w:rPr>
+          <w:rFonts w:hint="eastAsia"/>
+          <w:sz w:val="28"/>
+          <w:szCs w:val="28"/>
+        </w:rPr>
+        <w:t>查看项目具体信息</w:t>
+      </w:r>
+    </w:p>
+    <w:p>
+      <w:pPr>
+        <w:pStyle w:val="a3"/>
         <w:numPr>
           <w:ilvl w:val="3"/>
           <w:numId w:val="1"/>
@@ -137,6 +156,28 @@
           <w:sz w:val="28"/>
           <w:szCs w:val="28"/>
         </w:rPr>
+        <w:t>查看readme文件</w:t>
+      </w:r>
+    </w:p>
+    <w:p>
+      <w:pPr>
+        <w:pStyle w:val="a3"/>
+        <w:numPr>
+          <w:ilvl w:val="3"/>
+          <w:numId w:val="1"/>
+        </w:numPr>
+        <w:ind w:firstLineChars="0"/>
+        <w:rPr>
+          <w:sz w:val="28"/>
+          <w:szCs w:val="28"/>
+        </w:rPr>
+      </w:pPr>
+      <w:r>
+        <w:rPr>
+          <w:rFonts w:hint="eastAsia"/>
+          <w:sz w:val="28"/>
+          <w:szCs w:val="28"/>
+        </w:rPr>
         <w:t>查看相应源码文件</w:t>
       </w:r>
     </w:p>
@@ -232,7 +273,6 @@
         <w:pStyle w:val="a3"/>
         <w:ind w:left="1680" w:firstLineChars="0" w:firstLine="0"/>
         <w:rPr>
-          <w:rFonts w:hint="eastAsia"/>
           <w:color w:val="0070C0"/>
           <w:sz w:val="28"/>
           <w:szCs w:val="28"/>
@@ -424,6 +464,7 @@
           <w:sz w:val="28"/>
           <w:szCs w:val="28"/>
         </w:rPr>
+        <w:lastRenderedPageBreak/>
         <w:t>输入关键词</w:t>
       </w:r>
       <w:r>
@@ -464,7 +505,6 @@
           <w:sz w:val="28"/>
           <w:szCs w:val="28"/>
         </w:rPr>
-        <w:lastRenderedPageBreak/>
         <w:t>对于·</w:t>
       </w:r>
     </w:p>
